--- a/droit social dcg/26- Gr ve.docx
+++ b/droit social dcg/26- Gr ve.docx
@@ -8,17 +8,26 @@
         <w:jc w:val="center"/>
       </w:pPr>
       <w:r>
-        <w:t>FICHE 26 : LA GR�VE</w:t>
+        <w:rPr>
+          <w:b/>
+          <w:color w:val="1F4E79"/>
+          <w:sz w:val="34"/>
+        </w:rPr>
+        <w:t>FICHE 26 : LA GReVE</w:t>
       </w:r>
     </w:p>
-    <w:p/>
     <w:p/>
     <w:p>
       <w:pPr>
         <w:pStyle w:val="Heading2"/>
       </w:pPr>
       <w:r>
-        <w:t>D�FINITION ET MODALIT�S DE LA GR�VE I �</w:t>
+        <w:rPr>
+          <w:b/>
+          <w:color w:val="2F5496"/>
+          <w:sz w:val="24"/>
+        </w:rPr>
+        <w:t>D'FINITION ET MODALITeS DE LA GReVE I e</w:t>
       </w:r>
     </w:p>
     <w:p>
@@ -26,72 +35,142 @@
         <w:pStyle w:val="Heading2"/>
       </w:pPr>
       <w:r>
-        <w:t>D�FINITION A �</w:t>
+        <w:rPr>
+          <w:b/>
+          <w:color w:val="2F5496"/>
+          <w:sz w:val="24"/>
+        </w:rPr>
+        <w:t>D'FINITION A e</w:t>
       </w:r>
     </w:p>
     <w:p>
       <w:r>
-        <w:t>Le droit de gr�ve est un droit prot�g� par la constitution qui dispose : � le droit de gr�ve s�exerce dans le cadre des lois qui</w:t>
+        <w:rPr>
+          <w:b w:val="0"/>
+          <w:color w:val="000000"/>
+          <w:sz w:val="22"/>
+        </w:rPr>
+        <w:t>Le droit de greve est un droit protege par la constitution qui dispose : e le droit de greve s'exerce dans le cadre des lois qui</w:t>
       </w:r>
     </w:p>
     <w:p>
       <w:r>
-        <w:t>le r�glementent �. Cependant la loi n�est pas venue la d�finir, elle s�est content�e d�en pr�voir les principales cons�-</w:t>
+        <w:rPr>
+          <w:b w:val="0"/>
+          <w:color w:val="000000"/>
+          <w:sz w:val="22"/>
+        </w:rPr>
+        <w:t>le reglementent e. Cependant la loi n'est pas venue la d'finir, elle s'est contentee d'en prevoir les principales conse-</w:t>
       </w:r>
     </w:p>
     <w:p>
       <w:r>
-        <w:t>quences. Ce sont donc les tribunaux qui en ont pos� les conditions d�exercice.</w:t>
+        <w:rPr>
+          <w:b w:val="0"/>
+          <w:color w:val="000000"/>
+          <w:sz w:val="22"/>
+        </w:rPr>
+        <w:t>quences. Ce sont donc les tribunaux qui en ont pose les conditions d'exercice.</w:t>
       </w:r>
     </w:p>
     <w:p>
       <w:r>
-        <w:t>La gr�ve peut �tre d�finie comme une cessation collective et concert�e du travail en vue d�appuyer des revendications �</w:t>
+        <w:rPr>
+          <w:b w:val="0"/>
+          <w:color w:val="000000"/>
+          <w:sz w:val="22"/>
+        </w:rPr>
+        <w:t>La greve peut etre d'finie comme une cessation collective et concertee du travail en vue d'appuyer des revendications e</w:t>
       </w:r>
     </w:p>
     <w:p>
       <w:r>
-        <w:t>caract�re professionnel (Cass. soc. 15-05-98). Quatre crit�res cumulatifs sont exig�s :</w:t>
+        <w:rPr>
+          <w:b w:val="0"/>
+          <w:color w:val="000000"/>
+          <w:sz w:val="22"/>
+        </w:rPr>
+        <w:t>caractere professionnel (Cass. soc. 15-05-98). Quatre criteres cumulatifs sont exiges :</w:t>
       </w:r>
     </w:p>
     <w:p>
       <w:r>
-        <w:t>Une cessation du travail. Elle est en principe caract�ris�e par une cessation compl�te du travail suite � l�abandon de ?</w:t>
+        <w:rPr>
+          <w:b w:val="0"/>
+          <w:color w:val="000000"/>
+          <w:sz w:val="22"/>
+        </w:rPr>
+        <w:t>Une cessation du travail. Elle est en principe caracterisee par une cessation complete du travail suite e l'abandon de ?</w:t>
       </w:r>
     </w:p>
     <w:p>
       <w:r>
-        <w:t>leur poste par les salari�s.</w:t>
+        <w:rPr>
+          <w:b w:val="0"/>
+          <w:color w:val="000000"/>
+          <w:sz w:val="22"/>
+        </w:rPr>
+        <w:t>leur poste par les salaries.</w:t>
       </w:r>
     </w:p>
     <w:p>
       <w:r>
-        <w:t>Une cessation collective. Une partie ou la totalit� du personnel doit cesser le travail. Une seule exception : lorsque ?</w:t>
+        <w:rPr>
+          <w:b w:val="0"/>
+          <w:color w:val="000000"/>
+          <w:sz w:val="22"/>
+        </w:rPr>
+        <w:t>Une cessation collective. Une partie ou la totalite du personnel doit cesser le travail. Une seule exception : lorsque ?</w:t>
       </w:r>
     </w:p>
     <w:p>
       <w:r>
-        <w:t>l�entreprise ne compte qu�un seul salari�.</w:t>
+        <w:rPr>
+          <w:b w:val="0"/>
+          <w:color w:val="000000"/>
+          <w:sz w:val="22"/>
+        </w:rPr>
+        <w:t>l'entreprise ne compte qu'un seul salarie.</w:t>
       </w:r>
     </w:p>
     <w:p>
       <w:r>
-        <w:t>Une cessation concert�e. Cela suppose la manifestation d�une volont� commune des salari�s d�interrompre le ?</w:t>
+        <w:rPr>
+          <w:b w:val="0"/>
+          <w:color w:val="000000"/>
+          <w:sz w:val="22"/>
+        </w:rPr>
+        <w:t>Une cessation concertee. Cela suppose la manifestation d'une volonte commune des salaries d'interrompre le ?</w:t>
       </w:r>
     </w:p>
     <w:p>
       <w:r>
-        <w:t>travail dans le but de faire gr�ve.</w:t>
+        <w:rPr>
+          <w:b w:val="0"/>
+          <w:color w:val="000000"/>
+          <w:sz w:val="22"/>
+        </w:rPr>
+        <w:t>travail dans le but de faire greve.</w:t>
       </w:r>
     </w:p>
     <w:p>
       <w:r>
-        <w:t>Des revendications d�ordre professionnelle. Seules sont prot�g�es par le droit de gr�ve les revendications ayant ?</w:t>
+        <w:rPr>
+          <w:b w:val="0"/>
+          <w:color w:val="000000"/>
+          <w:sz w:val="22"/>
+        </w:rPr>
+        <w:t>Des revendications d'ordre professionnelle. Seules sont protegees par le droit de greve les revendications ayant ?</w:t>
       </w:r>
     </w:p>
     <w:p>
       <w:r>
-        <w:t>pour objet de prot�ger ou de d�fendre des int�r�ts professionnels (la gr�ve politique est illicite).</w:t>
+        <w:rPr>
+          <w:b w:val="0"/>
+          <w:color w:val="000000"/>
+          <w:sz w:val="22"/>
+        </w:rPr>
+        <w:t>pour objet de proteger ou de d'fendre des interets professionnels (la greve politique est illicite).</w:t>
       </w:r>
     </w:p>
     <w:p>
@@ -99,57 +178,112 @@
         <w:pStyle w:val="Heading2"/>
       </w:pPr>
       <w:r>
-        <w:t>MODALIT�S B �</w:t>
+        <w:rPr>
+          <w:b/>
+          <w:color w:val="2F5496"/>
+          <w:sz w:val="24"/>
+        </w:rPr>
+        <w:t>MODALITeS B e</w:t>
       </w:r>
     </w:p>
     <w:p>
       <w:r>
-        <w:t>Dans les services et entreprises publics ainsi que dans les organismes priv�s assurant la gestion d�un service public, ?</w:t>
+        <w:rPr>
+          <w:b w:val="0"/>
+          <w:color w:val="000000"/>
+          <w:sz w:val="22"/>
+        </w:rPr>
+        <w:t>Dans les services et entreprises publics ainsi que dans les organismes prives assurant la gestion d'un service public, ?</w:t>
       </w:r>
     </w:p>
     <w:p>
       <w:r>
-        <w:t>l�exercice du droit de gr�ve est conditionn� au d�p�t d�un pr�avis motiv�, au moins 5 jours francs avant le d�but de la</w:t>
+        <w:rPr>
+          <w:b w:val="0"/>
+          <w:color w:val="000000"/>
+          <w:sz w:val="22"/>
+        </w:rPr>
+        <w:t>l'exercice du droit de greve est conditionne au d'pet d'un preavis motive, au moins 5 jours francs avant le d'but de la</w:t>
       </w:r>
     </w:p>
     <w:p>
       <w:r>
-        <w:t>gr�ve (n�anmoins certains services de l��tat ont interdiction de faire gr�ve). En outre il doit indiquer le champ g�ogra-</w:t>
+        <w:rPr>
+          <w:b w:val="0"/>
+          <w:color w:val="000000"/>
+          <w:sz w:val="22"/>
+        </w:rPr>
+        <w:t>greve (n'anmoins certains services de l'etat ont interdiction de faire greve). En outre il doit indiquer le champ geogra-</w:t>
       </w:r>
     </w:p>
     <w:p>
       <w:r>
-        <w:t>phique ainsi que l�heure de d�but et la dur�e de la gr�ve envisag�e. Le non-respect de la proc�dure rend la gr�ve</w:t>
+        <w:rPr>
+          <w:b w:val="0"/>
+          <w:color w:val="000000"/>
+          <w:sz w:val="22"/>
+        </w:rPr>
+        <w:t>phique ainsi que l'heure de d'but et la duree de la greve envisagee. Le non-respect de la procedure rend la greve</w:t>
       </w:r>
     </w:p>
     <w:p>
       <w:r>
-        <w:t>irr�guli�re (Cass. soc. 30 janvier 2013).</w:t>
+        <w:rPr>
+          <w:b w:val="0"/>
+          <w:color w:val="000000"/>
+          <w:sz w:val="22"/>
+        </w:rPr>
+        <w:t>irreguliere (Cass. soc. 30 janvier 2013).</w:t>
       </w:r>
     </w:p>
     <w:p>
       <w:r>
-        <w:t>Dans le secteur priv�, l�exercice du droit de gr�ve n�est subordonn� � aucun pr�avis. Les salari�s peuvent � tout ?</w:t>
+        <w:rPr>
+          <w:b w:val="0"/>
+          <w:color w:val="000000"/>
+          <w:sz w:val="22"/>
+        </w:rPr>
+        <w:t>Dans le secteur prive, l'exercice du droit de greve n'est subordonne e aucun preavis. Les salaries peuvent e tout ?</w:t>
       </w:r>
     </w:p>
     <w:p>
       <w:r>
-        <w:t>moment d�clencher une action de gr�ve s�ils ont inform� l�employeur de leurs revendications par quelque moyen que ce</w:t>
+        <w:rPr>
+          <w:b w:val="0"/>
+          <w:color w:val="000000"/>
+          <w:sz w:val="22"/>
+        </w:rPr>
+        <w:t>moment d'clencher une action de greve s'ils ont informe l'employeur de leurs revendications par quelque moyen que ce</w:t>
       </w:r>
     </w:p>
     <w:p>
       <w:r>
+        <w:rPr>
+          <w:b w:val="0"/>
+          <w:color w:val="000000"/>
+          <w:sz w:val="22"/>
+        </w:rPr>
         <w:t>soit (Cass. soc. 22 octobre 2014).</w:t>
       </w:r>
     </w:p>
     <w:p>
       <w:r>
-        <w:t>Lorsqu�elle fait l�objet d�un pr�avis, obligatoirement ou accessoirement chaque syndicat peut librement poser la date de</w:t>
+        <w:rPr>
+          <w:b w:val="0"/>
+          <w:color w:val="000000"/>
+          <w:sz w:val="22"/>
+        </w:rPr>
+        <w:t>Lorsqu'elle fait l'objet d'un preavis, obligatoirement ou accessoirement chaque syndicat peut librement poser la date de</w:t>
       </w:r>
     </w:p>
     <w:p>
       <w:r>
-        <w:t>cessation de travail de son choix (Cass. soc. 4 f�vrier 2004).</w:t>
+        <w:rPr>
+          <w:b w:val="0"/>
+          <w:color w:val="000000"/>
+          <w:sz w:val="22"/>
+        </w:rPr>
+        <w:t>cessation de travail de son choix (Cass. soc. 4 fevrier 2004).</w:t>
       </w:r>
     </w:p>
     <w:p>
@@ -157,57 +291,112 @@
         <w:pStyle w:val="Heading2"/>
       </w:pPr>
       <w:r>
-        <w:t>GR�VES LICITES ET ILLICITES C �</w:t>
+        <w:rPr>
+          <w:b/>
+          <w:color w:val="2F5496"/>
+          <w:sz w:val="24"/>
+        </w:rPr>
+        <w:t>GReVES LICITES ET ILLICITES C e</w:t>
       </w:r>
     </w:p>
     <w:p>
       <w:r>
-        <w:t>La mani�re dont la gr�ve se manifeste est variable. Selon les moyens ou les m�thodes utilis�es par les gr�vistes, leur</w:t>
+        <w:rPr>
+          <w:b w:val="0"/>
+          <w:color w:val="000000"/>
+          <w:sz w:val="22"/>
+        </w:rPr>
+        <w:t>La maniere dont la greve se manifeste est variable. Selon les moyens ou les m'thodes utilisees par les grevistes, leur</w:t>
       </w:r>
     </w:p>
     <w:p>
       <w:r>
-        <w:t>action peut �tre licite ou illicite.</w:t>
+        <w:rPr>
+          <w:b w:val="0"/>
+          <w:color w:val="000000"/>
+          <w:sz w:val="22"/>
+        </w:rPr>
+        <w:t>action peut etre licite ou illicite.</w:t>
       </w:r>
     </w:p>
     <w:p>
       <w:r>
-        <w:t>La gr�ve de solidarit�. Elle est licite � condition d�avoir pour objet la d�fense des int�r�ts professionnels du personnel. ?</w:t>
+        <w:rPr>
+          <w:b w:val="0"/>
+          <w:color w:val="000000"/>
+          <w:sz w:val="22"/>
+        </w:rPr>
+        <w:t>La greve de solidarite. Elle est licite e condition d'avoir pour objet la d'fense des interets professionnels du personnel. ?</w:t>
       </w:r>
     </w:p>
     <w:p>
       <w:r>
-        <w:t>La gr�ve avec occupation des locaux. Elle est illicite dans la mesure o� elle porte atteinte � la libert� de travailler. ?</w:t>
+        <w:rPr>
+          <w:b w:val="0"/>
+          <w:color w:val="000000"/>
+          <w:sz w:val="22"/>
+        </w:rPr>
+        <w:t>La greve avec occupation des locaux. Elle est illicite dans la mesure oe elle porte atteinte e la liberte de travailler. ?</w:t>
       </w:r>
     </w:p>
     <w:p>
       <w:r>
-        <w:t>L�employeur peut saisir la juridiction de r�f�r� pour ordonner l�expulsion de gr�vistes.</w:t>
+        <w:rPr>
+          <w:b w:val="0"/>
+          <w:color w:val="000000"/>
+          <w:sz w:val="22"/>
+        </w:rPr>
+        <w:t>L'employeur peut saisir la juridiction de refere pour ordonner l'expulsion de grevistes.</w:t>
       </w:r>
     </w:p>
     <w:p>
       <w:r>
-        <w:t>La gr�ve tournante. Sans d�sorganiser l�entreprise, elle � vocation � toucher successivement ses diff�rents secteurs. ?</w:t>
+        <w:rPr>
+          <w:b w:val="0"/>
+          <w:color w:val="000000"/>
+          <w:sz w:val="22"/>
+        </w:rPr>
+        <w:t>La greve tournante. Sans d'sorganiser l'entreprise, elle e vocation e toucher successivement ses differents secteurs. ?</w:t>
       </w:r>
     </w:p>
     <w:p>
       <w:r>
-        <w:t>Licite dans le secteur priv�, elle est illicite dans le secteur public.</w:t>
+        <w:rPr>
+          <w:b w:val="0"/>
+          <w:color w:val="000000"/>
+          <w:sz w:val="22"/>
+        </w:rPr>
+        <w:t>Licite dans le secteur prive, elle est illicite dans le secteur public.</w:t>
       </w:r>
     </w:p>
     <w:p>
       <w:r>
-        <w:t>La gr�ve perl�e ou gr�ve du z�le. Elle consiste en une ex�cution d�fectueuse de la prestation de travail soit en ?</w:t>
+        <w:rPr>
+          <w:b w:val="0"/>
+          <w:color w:val="000000"/>
+          <w:sz w:val="22"/>
+        </w:rPr>
+        <w:t>La greve perlee ou greve du zele. Elle consiste en une execution d'fectueuse de la prestation de travail soit en ?</w:t>
       </w:r>
     </w:p>
     <w:p>
       <w:r>
-        <w:t>ralentissant son travail � l�exc�s (gr�ve perl�e) soit en appliquant strictement la totalit� de la r�glementation (gr�ve du</w:t>
+        <w:rPr>
+          <w:b w:val="0"/>
+          <w:color w:val="000000"/>
+          <w:sz w:val="22"/>
+        </w:rPr>
+        <w:t>ralentissant son travail e l'exces (greve perlee) soit en appliquant strictement la totalite de la reglementation (greve du</w:t>
       </w:r>
     </w:p>
     <w:p>
       <w:r>
-        <w:t>z�le). L�absence de cessation du travail et la d�sorganisation qu�elle provoque justifient son illic�it�.</w:t>
+        <w:rPr>
+          <w:b w:val="0"/>
+          <w:color w:val="000000"/>
+          <w:sz w:val="22"/>
+        </w:rPr>
+        <w:t>zele). L'absence de cessation du travail et la d'sorganisation qu'elle provoque justifient son illiceite.</w:t>
       </w:r>
     </w:p>
     <w:p>
@@ -215,7 +404,12 @@
         <w:pStyle w:val="Heading2"/>
       </w:pPr>
       <w:r>
-        <w:t>EFFETS DE LA GR�VE SUR LA SITUATION DU SALARI� II �</w:t>
+        <w:rPr>
+          <w:b/>
+          <w:color w:val="2F5496"/>
+          <w:sz w:val="24"/>
+        </w:rPr>
+        <w:t>EFFETS DE LA GReVE SUR LA SITUATION DU SALARIe II e</w:t>
       </w:r>
     </w:p>
     <w:p>
@@ -223,27 +417,52 @@
         <w:pStyle w:val="Heading2"/>
       </w:pPr>
       <w:r>
-        <w:t>LA SUSPENSION DU CONTRAT DE TRAVAIL A �</w:t>
+        <w:rPr>
+          <w:b/>
+          <w:color w:val="2F5496"/>
+          <w:sz w:val="24"/>
+        </w:rPr>
+        <w:t>LA SUSPENSION DU CONTRAT DE TRAVAIL A e</w:t>
       </w:r>
     </w:p>
     <w:p>
       <w:r>
-        <w:t>La gr�ve emporte suspension du contrat de travail. Les parties sont d�gag�es de leurs obligations respectives le temps de</w:t>
+        <w:rPr>
+          <w:b w:val="0"/>
+          <w:color w:val="000000"/>
+          <w:sz w:val="22"/>
+        </w:rPr>
+        <w:t>La greve emporte suspension du contrat de travail. Les parties sont d'gagees de leurs obligations respectives le temps de</w:t>
       </w:r>
     </w:p>
     <w:p>
       <w:r>
-        <w:t>la gr�ve : le salari� ne travaille pas, l�employeur n�a pas � le r�mun�rer. Par cons�quent le salari� est justifi� � retrouver son</w:t>
+        <w:rPr>
+          <w:b w:val="0"/>
+          <w:color w:val="000000"/>
+          <w:sz w:val="22"/>
+        </w:rPr>
+        <w:t>la greve : le salarie ne travaille pas, l'employeur n'a pas e le remunerer. Par consequent le salarie est justifie e retrouver son</w:t>
       </w:r>
     </w:p>
     <w:p>
       <w:r>
-        <w:t>emploi � l�issue de la gr�ve sans pouvoir �tre sanctionn� (art. L 2511-1 al 3 C. trav.). Par exemple, l�avertissement prononc�</w:t>
+        <w:rPr>
+          <w:b w:val="0"/>
+          <w:color w:val="000000"/>
+          <w:sz w:val="22"/>
+        </w:rPr>
+        <w:t>emploi e l'issue de la greve sans pouvoir etre sanctionne (art. L 2511-1 al 3 C. trav.). Par exemple, l'avertissement prononce</w:t>
       </w:r>
     </w:p>
     <w:p>
       <w:r>
-        <w:t>� l�encontre d�un salari� pour fait de gr�ve que l�employeur jugeait irr�gulier est nul (Cass. soc. 30 janvier 2013).</w:t>
+        <w:rPr>
+          <w:b w:val="0"/>
+          <w:color w:val="000000"/>
+          <w:sz w:val="22"/>
+        </w:rPr>
+        <w:t>e l'encontre d'un salarie pour fait de greve que l'employeur jugeait irregulier est nul (Cass. soc. 30 janvier 2013).</w:t>
       </w:r>
     </w:p>
     <w:p>
@@ -251,32 +470,62 @@
         <w:pStyle w:val="Heading2"/>
       </w:pPr>
       <w:r>
-        <w:t>LA FAUTE LOURDE DU SALARI� B �</w:t>
+        <w:rPr>
+          <w:b/>
+          <w:color w:val="2F5496"/>
+          <w:sz w:val="24"/>
+        </w:rPr>
+        <w:t>LA FAUTE LOURDE DU SALARIe B e</w:t>
       </w:r>
     </w:p>
     <w:p>
       <w:r>
-        <w:t>Cependant, la faute lourde du salari� lors de la gr�ve peut justifier son licenciement (art. L 2511-1 al 1 C. trav.) mais non</w:t>
+        <w:rPr>
+          <w:b w:val="0"/>
+          <w:color w:val="000000"/>
+          <w:sz w:val="22"/>
+        </w:rPr>
+        <w:t>Cependant, la faute lourde du salarie lors de la greve peut justifier son licenciement (art. L 2511-1 al 1 C. trav.) mais non</w:t>
       </w:r>
     </w:p>
     <w:p>
       <w:r>
-        <w:t>la faute grave (Cass. soc. 8 juillet 2009 et 26 juin 2013). Il en est ainsi en cas d�actes de violence, de saccage des locaux,</w:t>
+        <w:rPr>
+          <w:b w:val="0"/>
+          <w:color w:val="000000"/>
+          <w:sz w:val="22"/>
+        </w:rPr>
+        <w:t>la faute grave (Cass. soc. 8 juillet 2009 et 26 juin 2013). Il en est ainsi en cas d'actes de violence, de saccage des locaux,</w:t>
       </w:r>
     </w:p>
     <w:p>
       <w:r>
-        <w:t>de s�questration des dirigeants, ou encore d�entrave � la libert� du travail (le fait de bloquer l�entr�e et la sortie de l�en-</w:t>
+        <w:rPr>
+          <w:b w:val="0"/>
+          <w:color w:val="000000"/>
+          <w:sz w:val="22"/>
+        </w:rPr>
+        <w:t>de s'questration des dirigeants, ou encore d'entrave e la liberte du travail (le fait de bloquer l'entree et la sortie de l'en-</w:t>
       </w:r>
     </w:p>
     <w:p>
       <w:r>
-        <w:t>treprise emp�chant la sortie des v�hicules a �t� consid�r� comme une faute lourde, Cass. soc. 24 avril 2003, ou encore</w:t>
+        <w:rPr>
+          <w:b w:val="0"/>
+          <w:color w:val="000000"/>
+          <w:sz w:val="22"/>
+        </w:rPr>
+        <w:t>treprise empechant la sortie des vehicules a et' considere comme une faute lourde, Cass. soc. 24 avril 2003, ou encore</w:t>
       </w:r>
     </w:p>
     <w:p>
       <w:r>
-        <w:t>22 novembre 2023, lorsque l�occupation des locaux conduit � leur d�gradation et porte atteinte � la libert� de travailler).</w:t>
+        <w:rPr>
+          <w:b w:val="0"/>
+          <w:color w:val="000000"/>
+          <w:sz w:val="22"/>
+        </w:rPr>
+        <w:t>22 novembre 2023, lorsque l'occupation des locaux conduit e leur d'gradation et porte atteinte e la liberte de travailler).</w:t>
       </w:r>
     </w:p>
     <w:p>
@@ -284,7 +533,12 @@
         <w:pStyle w:val="Heading2"/>
       </w:pPr>
       <w:r>
-        <w:t>EFFETS DE LA GR�VE SUR LA SITUATION DE L�EMPLOYEUR III �</w:t>
+        <w:rPr>
+          <w:b/>
+          <w:color w:val="2F5496"/>
+          <w:sz w:val="24"/>
+        </w:rPr>
+        <w:t>EFFETS DE LA GReVE SUR LA SITUATION DE L'EMPLOYEUR III e</w:t>
       </w:r>
     </w:p>
     <w:p>
@@ -292,27 +546,52 @@
         <w:pStyle w:val="Heading2"/>
       </w:pPr>
       <w:r>
-        <w:t>LES MOYENS DE POURSUITE DE L�ACTIVIT� A �</w:t>
+        <w:rPr>
+          <w:b/>
+          <w:color w:val="2F5496"/>
+          <w:sz w:val="24"/>
+        </w:rPr>
+        <w:t>LES MOYENS DE POURSUITE DE L'ACTIVITe A e</w:t>
       </w:r>
     </w:p>
     <w:p>
       <w:r>
-        <w:t>L�employeur, s�il ne peut recourir aux contrats pr�caires pour remplacer les gr�vistes, a toute latitude pour organiser</w:t>
+        <w:rPr>
+          <w:b w:val="0"/>
+          <w:color w:val="000000"/>
+          <w:sz w:val="22"/>
+        </w:rPr>
+        <w:t>L'employeur, s'il ne peut recourir aux contrats precaires pour remplacer les grevistes, a toute latitude pour organiser</w:t>
       </w:r>
     </w:p>
     <w:p>
       <w:r>
-        <w:t>l�entreprise de mani�re � assurer la continuit� de son activit�. L�employeur peut ainsi proc�der � une r�affectation</w:t>
+        <w:rPr>
+          <w:b w:val="0"/>
+          <w:color w:val="000000"/>
+          <w:sz w:val="22"/>
+        </w:rPr>
+        <w:t>l'entreprise de maniere e assurer la continuite de son activite. L'employeur peut ainsi proceder e une reaffectation</w:t>
       </w:r>
     </w:p>
     <w:p>
       <w:r>
-        <w:t>temporaire des personnels non gr�vistes, recourir � la sous-traitance ou proc�der � des embauches sous contrat � dur�e</w:t>
+        <w:rPr>
+          <w:b w:val="0"/>
+          <w:color w:val="000000"/>
+          <w:sz w:val="22"/>
+        </w:rPr>
+        <w:t>temporaire des personnels non grevistes, recourir e la sous-traitance ou proceder e des embauches sous contrat e duree</w:t>
       </w:r>
     </w:p>
     <w:p>
       <w:r>
-        <w:t>ind�termin�. Notons � cet �gard qu�il doit r�mun�rer les salari�s non gr�vistes sauf en cas de force majeure.</w:t>
+        <w:rPr>
+          <w:b w:val="0"/>
+          <w:color w:val="000000"/>
+          <w:sz w:val="22"/>
+        </w:rPr>
+        <w:t>indetermine. Notons e cet egard qu'il doit remunerer les salaries non grevistes sauf en cas de force majeure.</w:t>
       </w:r>
     </w:p>
     <w:p>
@@ -320,22 +599,42 @@
         <w:pStyle w:val="Heading2"/>
       </w:pPr>
       <w:r>
-        <w:t>LE LOCK OUT B �</w:t>
+        <w:rPr>
+          <w:b/>
+          <w:color w:val="2F5496"/>
+          <w:sz w:val="24"/>
+        </w:rPr>
+        <w:t>LE LOCK OUT B e</w:t>
       </w:r>
     </w:p>
     <w:p>
       <w:r>
-        <w:t>L�employeur peut aussi proc�der � la fermeture temporaire de l�entreprise (le lock out). Cette mesure n�est licite que si</w:t>
+        <w:rPr>
+          <w:b w:val="0"/>
+          <w:color w:val="000000"/>
+          <w:sz w:val="22"/>
+        </w:rPr>
+        <w:t>L'employeur peut aussi proceder e la fermeture temporaire de l'entreprise (le lock out). Cette mesure n'est licite que si</w:t>
       </w:r>
     </w:p>
     <w:p>
       <w:r>
-        <w:t>l�employeur est dans l�impossibilit� absolue de fournir du travail, c�est-�-dire s�il se trouve lib�r� de son obligation du</w:t>
+        <w:rPr>
+          <w:b w:val="0"/>
+          <w:color w:val="000000"/>
+          <w:sz w:val="22"/>
+        </w:rPr>
+        <w:t>l'employeur est dans l'impossibilite absolue de fournir du travail, c'est-e-dire s'il se trouve libere de son obligation du</w:t>
       </w:r>
     </w:p>
     <w:p>
       <w:r>
-        <w:t>fait d�un cas de force majeure ou d�une situation contraignante en ayant les caract�res.</w:t>
+        <w:rPr>
+          <w:b w:val="0"/>
+          <w:color w:val="000000"/>
+          <w:sz w:val="22"/>
+        </w:rPr>
+        <w:t>fait d'un cas de force majeure ou d'une situation contraignante en ayant les caracteres.</w:t>
       </w:r>
     </w:p>
     <w:p/>

--- a/droit social dcg/26- Gr ve.docx
+++ b/droit social dcg/26- Gr ve.docx
@@ -13,7 +13,7 @@
           <w:color w:val="1F4E79"/>
           <w:sz w:val="34"/>
         </w:rPr>
-        <w:t>FICHE 26 : LA GReVE</w:t>
+        <w:t>FICHE 26 : LA GRAVE</w:t>
       </w:r>
     </w:p>
     <w:p/>
@@ -27,7 +27,7 @@
           <w:color w:val="2F5496"/>
           <w:sz w:val="24"/>
         </w:rPr>
-        <w:t>D'FINITION ET MODALITeS DE LA GReVE I e</w:t>
+        <w:t>DÉFINITION ET MODALITÉS DE LA GRAVE I •</w:t>
       </w:r>
     </w:p>
     <w:p>
@@ -40,7 +40,7 @@
           <w:color w:val="2F5496"/>
           <w:sz w:val="24"/>
         </w:rPr>
-        <w:t>D'FINITION A e</w:t>
+        <w:t>DÉFINITION A •</w:t>
       </w:r>
     </w:p>
     <w:p>
@@ -50,7 +50,7 @@
           <w:color w:val="000000"/>
           <w:sz w:val="22"/>
         </w:rPr>
-        <w:t>Le droit de greve est un droit protege par la constitution qui dispose : e le droit de greve s'exerce dans le cadre des lois qui</w:t>
+        <w:t>Le droit de grave est un droit protège par la constitution qui dispose : à le droit de grave s'exerce dans le cadre des lois qui</w:t>
       </w:r>
     </w:p>
     <w:p>
@@ -60,7 +60,7 @@
           <w:color w:val="000000"/>
           <w:sz w:val="22"/>
         </w:rPr>
-        <w:t>le reglementent e. Cependant la loi n'est pas venue la d'finir, elle s'est contentee d'en prevoir les principales conse-</w:t>
+        <w:t>le réglementent à. Cependant la loi n'est pas venue la définir, elle s'est contentée d'en prévoir les principales conso-</w:t>
       </w:r>
     </w:p>
     <w:p>
@@ -80,7 +80,7 @@
           <w:color w:val="000000"/>
           <w:sz w:val="22"/>
         </w:rPr>
-        <w:t>La greve peut etre d'finie comme une cessation collective et concertee du travail en vue d'appuyer des revendications e</w:t>
+        <w:t>La grave peut être définie comme une cessation collective et concertée du travail en vue d'appuyer des revendications à</w:t>
       </w:r>
     </w:p>
     <w:p>
@@ -90,7 +90,7 @@
           <w:color w:val="000000"/>
           <w:sz w:val="22"/>
         </w:rPr>
-        <w:t>caractere professionnel (Cass. soc. 15-05-98). Quatre criteres cumulatifs sont exiges :</w:t>
+        <w:t>caractère professionnel (Cass. soc. 15-05-98). Quatre critères cumulatifs sont exigés :</w:t>
       </w:r>
     </w:p>
     <w:p>
@@ -100,7 +100,7 @@
           <w:color w:val="000000"/>
           <w:sz w:val="22"/>
         </w:rPr>
-        <w:t>Une cessation du travail. Elle est en principe caracterisee par une cessation complete du travail suite e l'abandon de ?</w:t>
+        <w:t>Une cessation du travail. Elle est en principe caractérisée par une cessation complète du travail suite à l'abandon de ?</w:t>
       </w:r>
     </w:p>
     <w:p>
@@ -110,7 +110,7 @@
           <w:color w:val="000000"/>
           <w:sz w:val="22"/>
         </w:rPr>
-        <w:t>leur poste par les salaries.</w:t>
+        <w:t>leur poste par les salariés.</w:t>
       </w:r>
     </w:p>
     <w:p>
@@ -120,7 +120,7 @@
           <w:color w:val="000000"/>
           <w:sz w:val="22"/>
         </w:rPr>
-        <w:t>Une cessation collective. Une partie ou la totalite du personnel doit cesser le travail. Une seule exception : lorsque ?</w:t>
+        <w:t>Une cessation collective. Une partie ou la totalité du personnel doit cesser le travail. Une seule exception : lorsque ?</w:t>
       </w:r>
     </w:p>
     <w:p>
@@ -130,7 +130,7 @@
           <w:color w:val="000000"/>
           <w:sz w:val="22"/>
         </w:rPr>
-        <w:t>l'entreprise ne compte qu'un seul salarie.</w:t>
+        <w:t>l'entreprise ne compte qu'un seul salarié.</w:t>
       </w:r>
     </w:p>
     <w:p>
@@ -140,7 +140,7 @@
           <w:color w:val="000000"/>
           <w:sz w:val="22"/>
         </w:rPr>
-        <w:t>Une cessation concertee. Cela suppose la manifestation d'une volonte commune des salaries d'interrompre le ?</w:t>
+        <w:t>Une cessation concertée. Cela suppose la manifestation d'une volonté commune des salariés d'interrompre le ?</w:t>
       </w:r>
     </w:p>
     <w:p>
@@ -150,7 +150,7 @@
           <w:color w:val="000000"/>
           <w:sz w:val="22"/>
         </w:rPr>
-        <w:t>travail dans le but de faire greve.</w:t>
+        <w:t>travail dans le but de faire grave.</w:t>
       </w:r>
     </w:p>
     <w:p>
@@ -160,7 +160,7 @@
           <w:color w:val="000000"/>
           <w:sz w:val="22"/>
         </w:rPr>
-        <w:t>Des revendications d'ordre professionnelle. Seules sont protegees par le droit de greve les revendications ayant ?</w:t>
+        <w:t>Des revendications d'ordre professionnelle. Seules sont protégées par le droit de grave les revendications ayant ?</w:t>
       </w:r>
     </w:p>
     <w:p>
@@ -170,7 +170,7 @@
           <w:color w:val="000000"/>
           <w:sz w:val="22"/>
         </w:rPr>
-        <w:t>pour objet de proteger ou de d'fendre des interets professionnels (la greve politique est illicite).</w:t>
+        <w:t>pour objet de protéger ou de défendre des intérêts professionnels (la grave politique est illicite).</w:t>
       </w:r>
     </w:p>
     <w:p>
@@ -183,7 +183,7 @@
           <w:color w:val="2F5496"/>
           <w:sz w:val="24"/>
         </w:rPr>
-        <w:t>MODALITeS B e</w:t>
+        <w:t>MODALITÉS B •</w:t>
       </w:r>
     </w:p>
     <w:p>
@@ -193,7 +193,7 @@
           <w:color w:val="000000"/>
           <w:sz w:val="22"/>
         </w:rPr>
-        <w:t>Dans les services et entreprises publics ainsi que dans les organismes prives assurant la gestion d'un service public, ?</w:t>
+        <w:t>Dans les services et entreprises publics ainsi que dans les organismes privés assurant la gestion d'un service public, ?</w:t>
       </w:r>
     </w:p>
     <w:p>
@@ -203,7 +203,7 @@
           <w:color w:val="000000"/>
           <w:sz w:val="22"/>
         </w:rPr>
-        <w:t>l'exercice du droit de greve est conditionne au d'pet d'un preavis motive, au moins 5 jours francs avant le d'but de la</w:t>
+        <w:t>l'exercice du droit de grave est conditionné au dépôt d'un préavis motivé, au moins 5 jours francs avant le début de la</w:t>
       </w:r>
     </w:p>
     <w:p>
@@ -213,7 +213,7 @@
           <w:color w:val="000000"/>
           <w:sz w:val="22"/>
         </w:rPr>
-        <w:t>greve (n'anmoins certains services de l'etat ont interdiction de faire greve). En outre il doit indiquer le champ geogra-</w:t>
+        <w:t>grave (néanmoins certains services de l'état ont interdiction de faire grave). En outre il doit indiquer le champ géogra-</w:t>
       </w:r>
     </w:p>
     <w:p>
@@ -223,7 +223,7 @@
           <w:color w:val="000000"/>
           <w:sz w:val="22"/>
         </w:rPr>
-        <w:t>phique ainsi que l'heure de d'but et la duree de la greve envisagee. Le non-respect de la procedure rend la greve</w:t>
+        <w:t>phique ainsi que l'heure de début et la durée de la grave envisagée. Le non-respect de la procédure rend la grave</w:t>
       </w:r>
     </w:p>
     <w:p>
@@ -233,7 +233,7 @@
           <w:color w:val="000000"/>
           <w:sz w:val="22"/>
         </w:rPr>
-        <w:t>irreguliere (Cass. soc. 30 janvier 2013).</w:t>
+        <w:t>irrégulière (Cass. soc. 30 janvier 2013).</w:t>
       </w:r>
     </w:p>
     <w:p>
@@ -243,7 +243,7 @@
           <w:color w:val="000000"/>
           <w:sz w:val="22"/>
         </w:rPr>
-        <w:t>Dans le secteur prive, l'exercice du droit de greve n'est subordonne e aucun preavis. Les salaries peuvent e tout ?</w:t>
+        <w:t>Dans le secteur privé, l'exercice du droit de grave n'est subordonné à aucun préavis. Les salariés peuvent à tout ?</w:t>
       </w:r>
     </w:p>
     <w:p>
@@ -253,7 +253,7 @@
           <w:color w:val="000000"/>
           <w:sz w:val="22"/>
         </w:rPr>
-        <w:t>moment d'clencher une action de greve s'ils ont informe l'employeur de leurs revendications par quelque moyen que ce</w:t>
+        <w:t>moment déclencher une action de grave s'ils ont informé l'employeur de leurs revendications par quelque moyen que ce</w:t>
       </w:r>
     </w:p>
     <w:p>
@@ -273,7 +273,7 @@
           <w:color w:val="000000"/>
           <w:sz w:val="22"/>
         </w:rPr>
-        <w:t>Lorsqu'elle fait l'objet d'un preavis, obligatoirement ou accessoirement chaque syndicat peut librement poser la date de</w:t>
+        <w:t>Lorsqu'elle fait l'objet d'un préavis, obligatoirement ou accessoirement chaque syndicat peut librement poser la date de</w:t>
       </w:r>
     </w:p>
     <w:p>
@@ -283,7 +283,7 @@
           <w:color w:val="000000"/>
           <w:sz w:val="22"/>
         </w:rPr>
-        <w:t>cessation de travail de son choix (Cass. soc. 4 fevrier 2004).</w:t>
+        <w:t>cessation de travail de son choix (Cass. soc. 4 février 2004).</w:t>
       </w:r>
     </w:p>
     <w:p>
@@ -296,7 +296,7 @@
           <w:color w:val="2F5496"/>
           <w:sz w:val="24"/>
         </w:rPr>
-        <w:t>GReVES LICITES ET ILLICITES C e</w:t>
+        <w:t>GRAVES LICITES ET ILLICITES C •</w:t>
       </w:r>
     </w:p>
     <w:p>
@@ -306,7 +306,7 @@
           <w:color w:val="000000"/>
           <w:sz w:val="22"/>
         </w:rPr>
-        <w:t>La maniere dont la greve se manifeste est variable. Selon les moyens ou les m'thodes utilisees par les grevistes, leur</w:t>
+        <w:t>La manière dont la grave se manifeste est variable. Selon les moyens ou les méthodes utilisées par les grévistes, leur</w:t>
       </w:r>
     </w:p>
     <w:p>
@@ -316,7 +316,7 @@
           <w:color w:val="000000"/>
           <w:sz w:val="22"/>
         </w:rPr>
-        <w:t>action peut etre licite ou illicite.</w:t>
+        <w:t>action peut être licite ou illicite.</w:t>
       </w:r>
     </w:p>
     <w:p>
@@ -326,7 +326,7 @@
           <w:color w:val="000000"/>
           <w:sz w:val="22"/>
         </w:rPr>
-        <w:t>La greve de solidarite. Elle est licite e condition d'avoir pour objet la d'fense des interets professionnels du personnel. ?</w:t>
+        <w:t>La grave de solidarité. Elle est licite à condition d'avoir pour objet la défense des intérêts professionnels du personnel. ?</w:t>
       </w:r>
     </w:p>
     <w:p>
@@ -336,7 +336,7 @@
           <w:color w:val="000000"/>
           <w:sz w:val="22"/>
         </w:rPr>
-        <w:t>La greve avec occupation des locaux. Elle est illicite dans la mesure oe elle porte atteinte e la liberte de travailler. ?</w:t>
+        <w:t>La grave avec occupation des locaux. Elle est illicite dans la mesure où elle porte atteinte à la liberté de travailler. ?</w:t>
       </w:r>
     </w:p>
     <w:p>
@@ -346,7 +346,7 @@
           <w:color w:val="000000"/>
           <w:sz w:val="22"/>
         </w:rPr>
-        <w:t>L'employeur peut saisir la juridiction de refere pour ordonner l'expulsion de grevistes.</w:t>
+        <w:t>L'employeur peut saisir la juridiction de réfère pour ordonner l'expulsion de grévistes.</w:t>
       </w:r>
     </w:p>
     <w:p>
@@ -356,7 +356,7 @@
           <w:color w:val="000000"/>
           <w:sz w:val="22"/>
         </w:rPr>
-        <w:t>La greve tournante. Sans d'sorganiser l'entreprise, elle e vocation e toucher successivement ses differents secteurs. ?</w:t>
+        <w:t>La grave tournante. Sans désorganiser l'entreprise, elle à vocation à toucher successivement ses différents secteurs. ?</w:t>
       </w:r>
     </w:p>
     <w:p>
@@ -366,7 +366,7 @@
           <w:color w:val="000000"/>
           <w:sz w:val="22"/>
         </w:rPr>
-        <w:t>Licite dans le secteur prive, elle est illicite dans le secteur public.</w:t>
+        <w:t>Licite dans le secteur privé, elle est illicite dans le secteur public.</w:t>
       </w:r>
     </w:p>
     <w:p>
@@ -376,7 +376,7 @@
           <w:color w:val="000000"/>
           <w:sz w:val="22"/>
         </w:rPr>
-        <w:t>La greve perlee ou greve du zele. Elle consiste en une execution d'fectueuse de la prestation de travail soit en ?</w:t>
+        <w:t>La grave perlée ou grave du zèle. Elle consiste en une exécution défectueuse de la prestation de travail soit en ?</w:t>
       </w:r>
     </w:p>
     <w:p>
@@ -386,7 +386,7 @@
           <w:color w:val="000000"/>
           <w:sz w:val="22"/>
         </w:rPr>
-        <w:t>ralentissant son travail e l'exces (greve perlee) soit en appliquant strictement la totalite de la reglementation (greve du</w:t>
+        <w:t>ralentissant son travail à l'excès (grave perlée) soit en appliquant strictement la totalité de la réglementation (grave du</w:t>
       </w:r>
     </w:p>
     <w:p>
@@ -396,7 +396,7 @@
           <w:color w:val="000000"/>
           <w:sz w:val="22"/>
         </w:rPr>
-        <w:t>zele). L'absence de cessation du travail et la d'sorganisation qu'elle provoque justifient son illiceite.</w:t>
+        <w:t>zèle). L'absence de cessation du travail et la désorganisation qu'elle provoque justifient son illicéité.</w:t>
       </w:r>
     </w:p>
     <w:p>
@@ -409,7 +409,7 @@
           <w:color w:val="2F5496"/>
           <w:sz w:val="24"/>
         </w:rPr>
-        <w:t>EFFETS DE LA GReVE SUR LA SITUATION DU SALARIe II e</w:t>
+        <w:t>EFFETS DE LA GRAVE SUR LA SITUATION DU SALARIÉ II •</w:t>
       </w:r>
     </w:p>
     <w:p>
@@ -422,7 +422,7 @@
           <w:color w:val="2F5496"/>
           <w:sz w:val="24"/>
         </w:rPr>
-        <w:t>LA SUSPENSION DU CONTRAT DE TRAVAIL A e</w:t>
+        <w:t>LA SUSPENSION DU CONTRAT DE TRAVAIL A •</w:t>
       </w:r>
     </w:p>
     <w:p>
@@ -432,7 +432,7 @@
           <w:color w:val="000000"/>
           <w:sz w:val="22"/>
         </w:rPr>
-        <w:t>La greve emporte suspension du contrat de travail. Les parties sont d'gagees de leurs obligations respectives le temps de</w:t>
+        <w:t>La grave emporte suspension du contrat de travail. Les parties sont dégagées de leurs obligations respectives le temps de</w:t>
       </w:r>
     </w:p>
     <w:p>
@@ -442,7 +442,7 @@
           <w:color w:val="000000"/>
           <w:sz w:val="22"/>
         </w:rPr>
-        <w:t>la greve : le salarie ne travaille pas, l'employeur n'a pas e le remunerer. Par consequent le salarie est justifie e retrouver son</w:t>
+        <w:t>la grave : le salarié ne travaille pas, l'employeur n'a pas à le rémunérer. Par conséquent le salarié est justifie à retrouver son</w:t>
       </w:r>
     </w:p>
     <w:p>
@@ -452,7 +452,7 @@
           <w:color w:val="000000"/>
           <w:sz w:val="22"/>
         </w:rPr>
-        <w:t>emploi e l'issue de la greve sans pouvoir etre sanctionne (art. L 2511-1 al 3 C. trav.). Par exemple, l'avertissement prononce</w:t>
+        <w:t>emploi à l'issue de la grave sans pouvoir être sanctionné (art. L 2511-1 al 3 C. trav.). Par exemple, l'avertissement prononcé</w:t>
       </w:r>
     </w:p>
     <w:p>
@@ -462,7 +462,7 @@
           <w:color w:val="000000"/>
           <w:sz w:val="22"/>
         </w:rPr>
-        <w:t>e l'encontre d'un salarie pour fait de greve que l'employeur jugeait irregulier est nul (Cass. soc. 30 janvier 2013).</w:t>
+        <w:t>à l'encontre d'un salarié pour fait de grave que l'employeur jugeait irrégulier est nul (Cass. soc. 30 janvier 2013).</w:t>
       </w:r>
     </w:p>
     <w:p>
@@ -475,7 +475,7 @@
           <w:color w:val="2F5496"/>
           <w:sz w:val="24"/>
         </w:rPr>
-        <w:t>LA FAUTE LOURDE DU SALARIe B e</w:t>
+        <w:t>LA FAUTE LOURDE DU SALARIÉ B •</w:t>
       </w:r>
     </w:p>
     <w:p>
@@ -485,7 +485,7 @@
           <w:color w:val="000000"/>
           <w:sz w:val="22"/>
         </w:rPr>
-        <w:t>Cependant, la faute lourde du salarie lors de la greve peut justifier son licenciement (art. L 2511-1 al 1 C. trav.) mais non</w:t>
+        <w:t>Cependant, la faute lourde du salarié lors de la grave peut justifier son licenciement (art. L 2511-1 al 1 C. trav.) mais non</w:t>
       </w:r>
     </w:p>
     <w:p>
@@ -505,7 +505,7 @@
           <w:color w:val="000000"/>
           <w:sz w:val="22"/>
         </w:rPr>
-        <w:t>de s'questration des dirigeants, ou encore d'entrave e la liberte du travail (le fait de bloquer l'entree et la sortie de l'en-</w:t>
+        <w:t>de séquestration des dirigeants, ou encore d'entrave à la liberté du travail (le fait de bloquer l'entrée et la sortie de l'en-</w:t>
       </w:r>
     </w:p>
     <w:p>
@@ -515,7 +515,7 @@
           <w:color w:val="000000"/>
           <w:sz w:val="22"/>
         </w:rPr>
-        <w:t>treprise empechant la sortie des vehicules a et' considere comme une faute lourde, Cass. soc. 24 avril 2003, ou encore</w:t>
+        <w:t>treprise empêchant la sortie des véhicules a été considéré comme une faute lourde, Cass. soc. 24 avril 2003, ou encore</w:t>
       </w:r>
     </w:p>
     <w:p>
@@ -525,7 +525,7 @@
           <w:color w:val="000000"/>
           <w:sz w:val="22"/>
         </w:rPr>
-        <w:t>22 novembre 2023, lorsque l'occupation des locaux conduit e leur d'gradation et porte atteinte e la liberte de travailler).</w:t>
+        <w:t>22 novembre 2023, lorsque l'occupation des locaux conduit à leur dégradation et porte atteinte à la liberté de travailler).</w:t>
       </w:r>
     </w:p>
     <w:p>
@@ -538,7 +538,7 @@
           <w:color w:val="2F5496"/>
           <w:sz w:val="24"/>
         </w:rPr>
-        <w:t>EFFETS DE LA GReVE SUR LA SITUATION DE L'EMPLOYEUR III e</w:t>
+        <w:t>EFFETS DE LA GRAVE SUR LA SITUATION DE L'EMPLOYEUR III •</w:t>
       </w:r>
     </w:p>
     <w:p>
@@ -551,7 +551,7 @@
           <w:color w:val="2F5496"/>
           <w:sz w:val="24"/>
         </w:rPr>
-        <w:t>LES MOYENS DE POURSUITE DE L'ACTIVITe A e</w:t>
+        <w:t>LES MOYENS DE POURSUITE DE L'ACTIVITÉ A •</w:t>
       </w:r>
     </w:p>
     <w:p>
@@ -561,7 +561,7 @@
           <w:color w:val="000000"/>
           <w:sz w:val="22"/>
         </w:rPr>
-        <w:t>L'employeur, s'il ne peut recourir aux contrats precaires pour remplacer les grevistes, a toute latitude pour organiser</w:t>
+        <w:t>L'employeur, s'il ne peut recourir aux contrats précaires pour remplacer les grévistes, a toute latitude pour organiser</w:t>
       </w:r>
     </w:p>
     <w:p>
@@ -571,7 +571,7 @@
           <w:color w:val="000000"/>
           <w:sz w:val="22"/>
         </w:rPr>
-        <w:t>l'entreprise de maniere e assurer la continuite de son activite. L'employeur peut ainsi proceder e une reaffectation</w:t>
+        <w:t>l'entreprise de manière à assurer la continuité de son activité. L'employeur peut ainsi procéder à une réaffectation</w:t>
       </w:r>
     </w:p>
     <w:p>
@@ -581,7 +581,7 @@
           <w:color w:val="000000"/>
           <w:sz w:val="22"/>
         </w:rPr>
-        <w:t>temporaire des personnels non grevistes, recourir e la sous-traitance ou proceder e des embauches sous contrat e duree</w:t>
+        <w:t>temporaire des personnels non grévistes, recourir à la sous-traitance ou procéder à des embauches sous contrat à durée</w:t>
       </w:r>
     </w:p>
     <w:p>
@@ -591,7 +591,7 @@
           <w:color w:val="000000"/>
           <w:sz w:val="22"/>
         </w:rPr>
-        <w:t>indetermine. Notons e cet egard qu'il doit remunerer les salaries non grevistes sauf en cas de force majeure.</w:t>
+        <w:t>indéterminé. Notons à cet égard qu'il doit rémunérer les salariés non grévistes sauf en cas de force majeure.</w:t>
       </w:r>
     </w:p>
     <w:p>
@@ -604,7 +604,7 @@
           <w:color w:val="2F5496"/>
           <w:sz w:val="24"/>
         </w:rPr>
-        <w:t>LE LOCK OUT B e</w:t>
+        <w:t>LE LOCK OUT B •</w:t>
       </w:r>
     </w:p>
     <w:p>
@@ -614,7 +614,7 @@
           <w:color w:val="000000"/>
           <w:sz w:val="22"/>
         </w:rPr>
-        <w:t>L'employeur peut aussi proceder e la fermeture temporaire de l'entreprise (le lock out). Cette mesure n'est licite que si</w:t>
+        <w:t>L'employeur peut aussi procéder à la fermeture temporaire de l'entreprise (le lock out). Cette mesure n'est licite que si</w:t>
       </w:r>
     </w:p>
     <w:p>
@@ -624,7 +624,7 @@
           <w:color w:val="000000"/>
           <w:sz w:val="22"/>
         </w:rPr>
-        <w:t>l'employeur est dans l'impossibilite absolue de fournir du travail, c'est-e-dire s'il se trouve libere de son obligation du</w:t>
+        <w:t>l'employeur est dans l'impossibilité absolue de fournir du travail, c'est-à-dire s'il se trouve libéré de son obligation du</w:t>
       </w:r>
     </w:p>
     <w:p>
@@ -634,9 +634,10 @@
           <w:color w:val="000000"/>
           <w:sz w:val="22"/>
         </w:rPr>
-        <w:t>fait d'un cas de force majeure ou d'une situation contraignante en ayant les caracteres.</w:t>
+        <w:t>fait d'un cas de force majeure ou d'une situation contraignante en ayant les caractères.</w:t>
       </w:r>
     </w:p>
+    <w:p/>
     <w:p/>
     <w:sectPr>
       <w:pgSz w:w="12240" w:h="15840"/>

--- a/droit social dcg/26- Gr ve.docx
+++ b/droit social dcg/26- Gr ve.docx
@@ -24,10 +24,10 @@
       <w:r>
         <w:rPr>
           <w:b/>
-          <w:color w:val="2F5496"/>
+          <w:color w:val="00703C"/>
           <w:sz w:val="24"/>
         </w:rPr>
-        <w:t>DÉFINITION ET MODALITÉS DE LA GRAVE I •</w:t>
+        <w:t>I • DÉFINITION ET MODALITÉS DE LA GRAVE</w:t>
       </w:r>
     </w:p>
     <w:p>
@@ -37,17 +37,17 @@
       <w:r>
         <w:rPr>
           <w:b/>
-          <w:color w:val="2F5496"/>
+          <w:color w:val="00703C"/>
           <w:sz w:val="24"/>
         </w:rPr>
-        <w:t>DÉFINITION A •</w:t>
+        <w:t>A • DÉFINITION</w:t>
       </w:r>
     </w:p>
     <w:p>
       <w:r>
         <w:rPr>
           <w:b w:val="0"/>
-          <w:color w:val="000000"/>
+          <w:color w:val="00703C"/>
           <w:sz w:val="22"/>
         </w:rPr>
         <w:t>Le droit de grave est un droit protège par la constitution qui dispose : à le droit de grave s'exerce dans le cadre des lois qui</w:t>
@@ -57,7 +57,7 @@
       <w:r>
         <w:rPr>
           <w:b w:val="0"/>
-          <w:color w:val="000000"/>
+          <w:color w:val="00703C"/>
           <w:sz w:val="22"/>
         </w:rPr>
         <w:t>le réglementent à. Cependant la loi n'est pas venue la définir, elle s'est contentée d'en prévoir les principales conso-</w:t>
@@ -67,7 +67,7 @@
       <w:r>
         <w:rPr>
           <w:b w:val="0"/>
-          <w:color w:val="000000"/>
+          <w:color w:val="BF5700"/>
           <w:sz w:val="22"/>
         </w:rPr>
         <w:t>quences. Ce sont donc les tribunaux qui en ont pose les conditions d'exercice.</w:t>
@@ -77,7 +77,7 @@
       <w:r>
         <w:rPr>
           <w:b w:val="0"/>
-          <w:color w:val="000000"/>
+          <w:color w:val="00703C"/>
           <w:sz w:val="22"/>
         </w:rPr>
         <w:t>La grave peut être définie comme une cessation collective et concertée du travail en vue d'appuyer des revendications à</w:t>
@@ -87,7 +87,7 @@
       <w:r>
         <w:rPr>
           <w:b w:val="0"/>
-          <w:color w:val="000000"/>
+          <w:color w:val="00703C"/>
           <w:sz w:val="22"/>
         </w:rPr>
         <w:t>caractère professionnel (Cass. soc. 15-05-98). Quatre critères cumulatifs sont exigés :</w:t>
@@ -97,7 +97,7 @@
       <w:r>
         <w:rPr>
           <w:b w:val="0"/>
-          <w:color w:val="000000"/>
+          <w:color w:val="BF5700"/>
           <w:sz w:val="22"/>
         </w:rPr>
         <w:t>Une cessation du travail. Elle est en principe caractérisée par une cessation complète du travail suite à l'abandon de ?</w:t>
@@ -107,7 +107,7 @@
       <w:r>
         <w:rPr>
           <w:b w:val="0"/>
-          <w:color w:val="000000"/>
+          <w:color w:val="00703C"/>
           <w:sz w:val="22"/>
         </w:rPr>
         <w:t>leur poste par les salariés.</w:t>
@@ -117,7 +117,7 @@
       <w:r>
         <w:rPr>
           <w:b w:val="0"/>
-          <w:color w:val="000000"/>
+          <w:color w:val="C00000"/>
           <w:sz w:val="22"/>
         </w:rPr>
         <w:t>Une cessation collective. Une partie ou la totalité du personnel doit cesser le travail. Une seule exception : lorsque ?</w:t>
@@ -127,7 +127,7 @@
       <w:r>
         <w:rPr>
           <w:b w:val="0"/>
-          <w:color w:val="000000"/>
+          <w:color w:val="00703C"/>
           <w:sz w:val="22"/>
         </w:rPr>
         <w:t>l'entreprise ne compte qu'un seul salarié.</w:t>
@@ -137,7 +137,7 @@
       <w:r>
         <w:rPr>
           <w:b w:val="0"/>
-          <w:color w:val="000000"/>
+          <w:color w:val="00703C"/>
           <w:sz w:val="22"/>
         </w:rPr>
         <w:t>Une cessation concertée. Cela suppose la manifestation d'une volonté commune des salariés d'interrompre le ?</w:t>
@@ -147,7 +147,7 @@
       <w:r>
         <w:rPr>
           <w:b w:val="0"/>
-          <w:color w:val="000000"/>
+          <w:color w:val="00703C"/>
           <w:sz w:val="22"/>
         </w:rPr>
         <w:t>travail dans le but de faire grave.</w:t>
@@ -157,7 +157,7 @@
       <w:r>
         <w:rPr>
           <w:b w:val="0"/>
-          <w:color w:val="000000"/>
+          <w:color w:val="00703C"/>
           <w:sz w:val="22"/>
         </w:rPr>
         <w:t>Des revendications d'ordre professionnelle. Seules sont protégées par le droit de grave les revendications ayant ?</w:t>
@@ -167,7 +167,7 @@
       <w:r>
         <w:rPr>
           <w:b w:val="0"/>
-          <w:color w:val="000000"/>
+          <w:color w:val="00703C"/>
           <w:sz w:val="22"/>
         </w:rPr>
         <w:t>pour objet de protéger ou de défendre des intérêts professionnels (la grave politique est illicite).</w:t>
@@ -183,7 +183,7 @@
           <w:color w:val="2F5496"/>
           <w:sz w:val="24"/>
         </w:rPr>
-        <w:t>MODALITÉS B •</w:t>
+        <w:t>B • MODALITÉS</w:t>
       </w:r>
     </w:p>
     <w:p>
@@ -200,7 +200,7 @@
       <w:r>
         <w:rPr>
           <w:b w:val="0"/>
-          <w:color w:val="000000"/>
+          <w:color w:val="BF5700"/>
           <w:sz w:val="22"/>
         </w:rPr>
         <w:t>l'exercice du droit de grave est conditionné au dépôt d'un préavis motivé, au moins 5 jours francs avant le début de la</w:t>
@@ -210,7 +210,7 @@
       <w:r>
         <w:rPr>
           <w:b w:val="0"/>
-          <w:color w:val="000000"/>
+          <w:color w:val="BF5700"/>
           <w:sz w:val="22"/>
         </w:rPr>
         <w:t>grave (néanmoins certains services de l'état ont interdiction de faire grave). En outre il doit indiquer le champ géogra-</w:t>
@@ -220,7 +220,7 @@
       <w:r>
         <w:rPr>
           <w:b w:val="0"/>
-          <w:color w:val="000000"/>
+          <w:color w:val="BF5700"/>
           <w:sz w:val="22"/>
         </w:rPr>
         <w:t>phique ainsi que l'heure de début et la durée de la grave envisagée. Le non-respect de la procédure rend la grave</w:t>
@@ -270,7 +270,7 @@
       <w:r>
         <w:rPr>
           <w:b w:val="0"/>
-          <w:color w:val="000000"/>
+          <w:color w:val="00703C"/>
           <w:sz w:val="22"/>
         </w:rPr>
         <w:t>Lorsqu'elle fait l'objet d'un préavis, obligatoirement ou accessoirement chaque syndicat peut librement poser la date de</w:t>
@@ -296,7 +296,7 @@
           <w:color w:val="2F5496"/>
           <w:sz w:val="24"/>
         </w:rPr>
-        <w:t>GRAVES LICITES ET ILLICITES C •</w:t>
+        <w:t>C • GRAVES LICITES ET ILLICITES</w:t>
       </w:r>
     </w:p>
     <w:p>
@@ -323,7 +323,7 @@
       <w:r>
         <w:rPr>
           <w:b w:val="0"/>
-          <w:color w:val="000000"/>
+          <w:color w:val="BF5700"/>
           <w:sz w:val="22"/>
         </w:rPr>
         <w:t>La grave de solidarité. Elle est licite à condition d'avoir pour objet la défense des intérêts professionnels du personnel. ?</w:t>
@@ -373,7 +373,7 @@
       <w:r>
         <w:rPr>
           <w:b w:val="0"/>
-          <w:color w:val="000000"/>
+          <w:color w:val="00703C"/>
           <w:sz w:val="22"/>
         </w:rPr>
         <w:t>La grave perlée ou grave du zèle. Elle consiste en une exécution défectueuse de la prestation de travail soit en ?</w:t>
@@ -409,7 +409,7 @@
           <w:color w:val="2F5496"/>
           <w:sz w:val="24"/>
         </w:rPr>
-        <w:t>EFFETS DE LA GRAVE SUR LA SITUATION DU SALARIÉ II •</w:t>
+        <w:t>II • EFFETS DE LA GRAVE SUR LA SITUATION DU SALARIÉ</w:t>
       </w:r>
     </w:p>
     <w:p>
@@ -422,14 +422,14 @@
           <w:color w:val="2F5496"/>
           <w:sz w:val="24"/>
         </w:rPr>
-        <w:t>LA SUSPENSION DU CONTRAT DE TRAVAIL A •</w:t>
+        <w:t>A • LA SUSPENSION DU CONTRAT DE TRAVAIL</w:t>
       </w:r>
     </w:p>
     <w:p>
       <w:r>
         <w:rPr>
           <w:b w:val="0"/>
-          <w:color w:val="000000"/>
+          <w:color w:val="BF5700"/>
           <w:sz w:val="22"/>
         </w:rPr>
         <w:t>La grave emporte suspension du contrat de travail. Les parties sont dégagées de leurs obligations respectives le temps de</w:t>
@@ -475,7 +475,7 @@
           <w:color w:val="2F5496"/>
           <w:sz w:val="24"/>
         </w:rPr>
-        <w:t>LA FAUTE LOURDE DU SALARIÉ B •</w:t>
+        <w:t>B • LA FAUTE LOURDE DU SALARIÉ</w:t>
       </w:r>
     </w:p>
     <w:p>
@@ -538,7 +538,7 @@
           <w:color w:val="2F5496"/>
           <w:sz w:val="24"/>
         </w:rPr>
-        <w:t>EFFETS DE LA GRAVE SUR LA SITUATION DE L'EMPLOYEUR III •</w:t>
+        <w:t>III • EFFETS DE LA GRAVE SUR LA SITUATION DE L'EMPLOYEUR</w:t>
       </w:r>
     </w:p>
     <w:p>
@@ -551,7 +551,7 @@
           <w:color w:val="2F5496"/>
           <w:sz w:val="24"/>
         </w:rPr>
-        <w:t>LES MOYENS DE POURSUITE DE L'ACTIVITÉ A •</w:t>
+        <w:t>A • LES MOYENS DE POURSUITE DE L'ACTIVITÉ</w:t>
       </w:r>
     </w:p>
     <w:p>
@@ -588,7 +588,7 @@
       <w:r>
         <w:rPr>
           <w:b w:val="0"/>
-          <w:color w:val="000000"/>
+          <w:color w:val="C00000"/>
           <w:sz w:val="22"/>
         </w:rPr>
         <w:t>indéterminé. Notons à cet égard qu'il doit rémunérer les salariés non grévistes sauf en cas de force majeure.</w:t>
@@ -604,7 +604,7 @@
           <w:color w:val="2F5496"/>
           <w:sz w:val="24"/>
         </w:rPr>
-        <w:t>LE LOCK OUT B •</w:t>
+        <w:t>B • LE LOCK OUT</w:t>
       </w:r>
     </w:p>
     <w:p>
@@ -621,7 +621,7 @@
       <w:r>
         <w:rPr>
           <w:b w:val="0"/>
-          <w:color w:val="000000"/>
+          <w:color w:val="BF5700"/>
           <w:sz w:val="22"/>
         </w:rPr>
         <w:t>l'employeur est dans l'impossibilité absolue de fournir du travail, c'est-à-dire s'il se trouve libéré de son obligation du</w:t>
@@ -631,7 +631,7 @@
       <w:r>
         <w:rPr>
           <w:b w:val="0"/>
-          <w:color w:val="000000"/>
+          <w:color w:val="00703C"/>
           <w:sz w:val="22"/>
         </w:rPr>
         <w:t>fait d'un cas de force majeure ou d'une situation contraignante en ayant les caractères.</w:t>
